--- a/HRCP-KKU-Academic/src/main/resources/templates/docx/doc_6.docx
+++ b/HRCP-KKU-Academic/src/main/resources/templates/docx/doc_6.docx
@@ -3675,17 +3675,6 @@
                                 <w:szCs w:val="24"/>
                               </w:rPr>
                             </w:pPr>
-                          </w:p>
-                          <w:p>
-                            <w:pPr>
-                              <w:spacing w:after="0" w:line="240" w:lineRule="auto"/>
-                              <w:jc w:val="center"/>
-                              <w:rPr>
-                                <w:rFonts w:ascii="TH Sarabun New" w:hAnsi="TH Sarabun New" w:cs="TH Sarabun New"/>
-                                <w:sz w:val="24"/>
-                                <w:szCs w:val="24"/>
-                              </w:rPr>
-                            </w:pPr>
                             <w:r>
                               <w:rPr>
                                 <w:rFonts w:ascii="TH Sarabun New" w:hAnsi="TH Sarabun New" w:cs="TH Sarabun New"/>
@@ -3749,17 +3738,6 @@
                               </w:rPr>
                               <w:t>)</w:t>
                             </w:r>
-                          </w:p>
-                          <w:p>
-                            <w:pPr>
-                              <w:spacing w:after="0" w:line="240" w:lineRule="auto"/>
-                              <w:jc w:val="center"/>
-                              <w:rPr>
-                                <w:rFonts w:ascii="TH Sarabun New" w:hAnsi="TH Sarabun New" w:cs="TH Sarabun New"/>
-                                <w:sz w:val="24"/>
-                                <w:szCs w:val="24"/>
-                              </w:rPr>
-                            </w:pPr>
                           </w:p>
                           <w:p>
                             <w:pPr>
@@ -3968,17 +3946,6 @@
                           <w:szCs w:val="24"/>
                         </w:rPr>
                       </w:pPr>
-                    </w:p>
-                    <w:p>
-                      <w:pPr>
-                        <w:spacing w:after="0" w:line="240" w:lineRule="auto"/>
-                        <w:jc w:val="center"/>
-                        <w:rPr>
-                          <w:rFonts w:ascii="TH Sarabun New" w:hAnsi="TH Sarabun New" w:cs="TH Sarabun New"/>
-                          <w:sz w:val="24"/>
-                          <w:szCs w:val="24"/>
-                        </w:rPr>
-                      </w:pPr>
                       <w:r>
                         <w:rPr>
                           <w:rFonts w:ascii="TH Sarabun New" w:hAnsi="TH Sarabun New" w:cs="TH Sarabun New"/>
@@ -4042,17 +4009,6 @@
                         </w:rPr>
                         <w:t>)</w:t>
                       </w:r>
-                    </w:p>
-                    <w:p>
-                      <w:pPr>
-                        <w:spacing w:after="0" w:line="240" w:lineRule="auto"/>
-                        <w:jc w:val="center"/>
-                        <w:rPr>
-                          <w:rFonts w:ascii="TH Sarabun New" w:hAnsi="TH Sarabun New" w:cs="TH Sarabun New"/>
-                          <w:sz w:val="24"/>
-                          <w:szCs w:val="24"/>
-                        </w:rPr>
-                      </w:pPr>
                     </w:p>
                     <w:p>
                       <w:pPr>
